--- a/docs/Milestone.docx
+++ b/docs/Milestone.docx
@@ -13,7 +13,6 @@
           <w:szCs w:val="32"/>
         </w:rPr>
       </w:pPr>
-      <w:proofErr w:type="spellStart"/>
       <w:r>
         <w:rPr>
           <w:rFonts w:ascii="Times New Roman" w:hAnsi="Times New Roman" w:cs="Times New Roman"/>
@@ -22,18 +21,7 @@
           <w:sz w:val="32"/>
           <w:szCs w:val="32"/>
         </w:rPr>
-        <w:t>InstaStudy</w:t>
-      </w:r>
-      <w:proofErr w:type="spellEnd"/>
-      <w:r>
-        <w:rPr>
-          <w:rFonts w:ascii="Times New Roman" w:hAnsi="Times New Roman" w:cs="Times New Roman"/>
-          <w:b/>
-          <w:bCs/>
-          <w:sz w:val="32"/>
-          <w:szCs w:val="32"/>
-        </w:rPr>
-        <w:t>: Peer-to-Peer Tutoring Platform</w:t>
+        <w:t>InstaStudy: Peer-to-Peer Tutoring Platform</w:t>
       </w:r>
     </w:p>
     <w:p>
@@ -113,6 +101,24 @@
           <w:szCs w:val="28"/>
         </w:rPr>
       </w:pPr>
+      <w:r>
+        <w:rPr>
+          <w:rFonts w:ascii="Times New Roman" w:hAnsi="Times New Roman" w:cs="Times New Roman"/>
+          <w:sz w:val="28"/>
+          <w:szCs w:val="28"/>
+        </w:rPr>
+        <w:t>Anusha Afzal</w:t>
+      </w:r>
+    </w:p>
+    <w:p>
+      <w:pPr>
+        <w:jc w:val="center"/>
+        <w:rPr>
+          <w:rFonts w:ascii="Times New Roman" w:hAnsi="Times New Roman" w:cs="Times New Roman"/>
+          <w:sz w:val="28"/>
+          <w:szCs w:val="28"/>
+        </w:rPr>
+      </w:pPr>
     </w:p>
     <w:tbl>
       <w:tblPr>
@@ -136,7 +142,7 @@
         <w:tc>
           <w:tcPr>
             <w:cnfStyle w:val="001000000000" w:firstRow="0" w:lastRow="0" w:firstColumn="1" w:lastColumn="0" w:oddVBand="0" w:evenVBand="0" w:oddHBand="0" w:evenHBand="0" w:firstRowFirstColumn="0" w:firstRowLastColumn="0" w:lastRowFirstColumn="0" w:lastRowLastColumn="0"/>
-            <w:tcW w:w="2045" w:type="dxa"/>
+            <w:tcW w:w="2025" w:type="dxa"/>
           </w:tcPr>
           <w:p>
             <w:pPr>
@@ -159,7 +165,7 @@
         </w:tc>
         <w:tc>
           <w:tcPr>
-            <w:tcW w:w="1005" w:type="dxa"/>
+            <w:tcW w:w="1492" w:type="dxa"/>
           </w:tcPr>
           <w:p>
             <w:pPr>
@@ -183,7 +189,7 @@
         </w:tc>
         <w:tc>
           <w:tcPr>
-            <w:tcW w:w="3969" w:type="dxa"/>
+            <w:tcW w:w="3633" w:type="dxa"/>
           </w:tcPr>
           <w:p>
             <w:pPr>
@@ -210,7 +216,7 @@
         </w:tc>
         <w:tc>
           <w:tcPr>
-            <w:tcW w:w="1701" w:type="dxa"/>
+            <w:tcW w:w="1598" w:type="dxa"/>
           </w:tcPr>
           <w:p>
             <w:pPr>
@@ -234,7 +240,7 @@
         </w:tc>
         <w:tc>
           <w:tcPr>
-            <w:tcW w:w="1843" w:type="dxa"/>
+            <w:tcW w:w="1815" w:type="dxa"/>
           </w:tcPr>
           <w:p>
             <w:pPr>
@@ -260,12 +266,12 @@
       <w:tr>
         <w:trPr>
           <w:cnfStyle w:val="000000100000" w:firstRow="0" w:lastRow="0" w:firstColumn="0" w:lastColumn="0" w:oddVBand="0" w:evenVBand="0" w:oddHBand="1" w:evenHBand="0" w:firstRowFirstColumn="0" w:firstRowLastColumn="0" w:lastRowFirstColumn="0" w:lastRowLastColumn="0"/>
-          <w:trHeight w:val="1606"/>
+          <w:trHeight w:val="947"/>
         </w:trPr>
         <w:tc>
           <w:tcPr>
             <w:cnfStyle w:val="001000000000" w:firstRow="0" w:lastRow="0" w:firstColumn="1" w:lastColumn="0" w:oddVBand="0" w:evenVBand="0" w:oddHBand="0" w:evenHBand="0" w:firstRowFirstColumn="0" w:firstRowLastColumn="0" w:lastRowFirstColumn="0" w:lastRowLastColumn="0"/>
-            <w:tcW w:w="2045" w:type="dxa"/>
+            <w:tcW w:w="2025" w:type="dxa"/>
           </w:tcPr>
           <w:p>
             <w:pPr>
@@ -286,15 +292,15 @@
                 <w:rFonts w:ascii="Times New Roman" w:hAnsi="Times New Roman" w:cs="Times New Roman"/>
                 <w:b w:val="0"/>
                 <w:bCs w:val="0"/>
-                <w:sz w:val="28"/>
-                <w:szCs w:val="28"/>
-              </w:rPr>
-            </w:pPr>
-            <w:r>
-              <w:rPr>
-                <w:rFonts w:ascii="Times New Roman" w:hAnsi="Times New Roman" w:cs="Times New Roman"/>
-                <w:sz w:val="28"/>
-                <w:szCs w:val="28"/>
+                <w:sz w:val="22"/>
+                <w:szCs w:val="22"/>
+              </w:rPr>
+            </w:pPr>
+            <w:r>
+              <w:rPr>
+                <w:rFonts w:ascii="Times New Roman" w:hAnsi="Times New Roman" w:cs="Times New Roman"/>
+                <w:sz w:val="22"/>
+                <w:szCs w:val="22"/>
               </w:rPr>
               <w:t>Project</w:t>
             </w:r>
@@ -311,16 +317,17 @@
             <w:r>
               <w:rPr>
                 <w:rFonts w:ascii="Times New Roman" w:hAnsi="Times New Roman" w:cs="Times New Roman"/>
-                <w:sz w:val="28"/>
-                <w:szCs w:val="28"/>
-              </w:rPr>
-              <w:t>Initialization</w:t>
-            </w:r>
-          </w:p>
-        </w:tc>
-        <w:tc>
-          <w:tcPr>
-            <w:tcW w:w="1005" w:type="dxa"/>
+                <w:sz w:val="22"/>
+                <w:szCs w:val="22"/>
+              </w:rPr>
+              <w:t>Proposal</w:t>
+            </w:r>
+          </w:p>
+        </w:tc>
+        <w:tc>
+          <w:tcPr>
+            <w:tcW w:w="1492" w:type="dxa"/>
+            <w:vAlign w:val="center"/>
           </w:tcPr>
           <w:p>
             <w:pPr>
@@ -343,6 +350,22 @@
                 <w:szCs w:val="28"/>
               </w:rPr>
             </w:pPr>
+            <w:r>
+              <w:rPr>
+                <w:rFonts w:ascii="Times New Roman" w:hAnsi="Times New Roman" w:cs="Times New Roman"/>
+                <w:sz w:val="22"/>
+                <w:szCs w:val="22"/>
+              </w:rPr>
+              <w:t>v</w:t>
+            </w:r>
+            <w:r>
+              <w:rPr>
+                <w:rFonts w:ascii="Times New Roman" w:hAnsi="Times New Roman" w:cs="Times New Roman"/>
+                <w:sz w:val="22"/>
+                <w:szCs w:val="22"/>
+              </w:rPr>
+              <w:t>1</w:t>
+            </w:r>
           </w:p>
           <w:p>
             <w:pPr>
@@ -350,23 +373,15 @@
               <w:cnfStyle w:val="000000100000" w:firstRow="0" w:lastRow="0" w:firstColumn="0" w:lastColumn="0" w:oddVBand="0" w:evenVBand="0" w:oddHBand="1" w:evenHBand="0" w:firstRowFirstColumn="0" w:firstRowLastColumn="0" w:lastRowFirstColumn="0" w:lastRowLastColumn="0"/>
               <w:rPr>
                 <w:rFonts w:ascii="Times New Roman" w:hAnsi="Times New Roman" w:cs="Times New Roman"/>
-                <w:sz w:val="28"/>
-                <w:szCs w:val="28"/>
-              </w:rPr>
-            </w:pPr>
-            <w:r>
-              <w:rPr>
-                <w:rFonts w:ascii="Times New Roman" w:hAnsi="Times New Roman" w:cs="Times New Roman"/>
-                <w:sz w:val="28"/>
-                <w:szCs w:val="28"/>
-              </w:rPr>
-              <w:t>V1.0</w:t>
-            </w:r>
-          </w:p>
-        </w:tc>
-        <w:tc>
-          <w:tcPr>
-            <w:tcW w:w="3969" w:type="dxa"/>
+                <w:sz w:val="22"/>
+                <w:szCs w:val="22"/>
+              </w:rPr>
+            </w:pPr>
+          </w:p>
+        </w:tc>
+        <w:tc>
+          <w:tcPr>
+            <w:tcW w:w="3633" w:type="dxa"/>
           </w:tcPr>
           <w:p>
             <w:pPr>
@@ -383,23 +398,31 @@
               <w:cnfStyle w:val="000000100000" w:firstRow="0" w:lastRow="0" w:firstColumn="0" w:lastColumn="0" w:oddVBand="0" w:evenVBand="0" w:oddHBand="1" w:evenHBand="0" w:firstRowFirstColumn="0" w:firstRowLastColumn="0" w:lastRowFirstColumn="0" w:lastRowLastColumn="0"/>
               <w:rPr>
                 <w:rFonts w:ascii="Times New Roman" w:hAnsi="Times New Roman" w:cs="Times New Roman"/>
-                <w:sz w:val="28"/>
-                <w:szCs w:val="28"/>
-              </w:rPr>
-            </w:pPr>
-            <w:r>
-              <w:rPr>
-                <w:rFonts w:ascii="Times New Roman" w:hAnsi="Times New Roman" w:cs="Times New Roman"/>
-                <w:sz w:val="28"/>
-                <w:szCs w:val="28"/>
-              </w:rPr>
-              <w:t>Created GitHub repository and set up initial project folder.</w:t>
-            </w:r>
-          </w:p>
-        </w:tc>
-        <w:tc>
-          <w:tcPr>
-            <w:tcW w:w="1701" w:type="dxa"/>
+                <w:sz w:val="22"/>
+                <w:szCs w:val="22"/>
+              </w:rPr>
+            </w:pPr>
+            <w:r>
+              <w:rPr>
+                <w:rFonts w:ascii="Times New Roman" w:hAnsi="Times New Roman" w:cs="Times New Roman"/>
+                <w:sz w:val="22"/>
+                <w:szCs w:val="22"/>
+              </w:rPr>
+              <w:t>Created</w:t>
+            </w:r>
+            <w:r>
+              <w:rPr>
+                <w:rFonts w:ascii="Times New Roman" w:hAnsi="Times New Roman" w:cs="Times New Roman"/>
+                <w:sz w:val="22"/>
+                <w:szCs w:val="22"/>
+              </w:rPr>
+              <w:t xml:space="preserve"> a project proposal</w:t>
+            </w:r>
+          </w:p>
+        </w:tc>
+        <w:tc>
+          <w:tcPr>
+            <w:tcW w:w="1598" w:type="dxa"/>
           </w:tcPr>
           <w:p>
             <w:pPr>
@@ -422,6 +445,46 @@
                 <w:szCs w:val="28"/>
               </w:rPr>
             </w:pPr>
+            <w:r>
+              <w:rPr>
+                <w:rFonts w:ascii="Times New Roman" w:hAnsi="Times New Roman" w:cs="Times New Roman"/>
+                <w:sz w:val="22"/>
+                <w:szCs w:val="22"/>
+              </w:rPr>
+              <w:t>2</w:t>
+            </w:r>
+            <w:r>
+              <w:rPr>
+                <w:rFonts w:ascii="Times New Roman" w:hAnsi="Times New Roman" w:cs="Times New Roman"/>
+                <w:sz w:val="22"/>
+                <w:szCs w:val="22"/>
+              </w:rPr>
+              <w:t>7</w:t>
+            </w:r>
+            <w:r>
+              <w:rPr>
+                <w:rFonts w:ascii="Times New Roman" w:hAnsi="Times New Roman" w:cs="Times New Roman"/>
+                <w:sz w:val="22"/>
+                <w:szCs w:val="22"/>
+              </w:rPr>
+              <w:t>-0</w:t>
+            </w:r>
+            <w:r>
+              <w:rPr>
+                <w:rFonts w:ascii="Times New Roman" w:hAnsi="Times New Roman" w:cs="Times New Roman"/>
+                <w:sz w:val="22"/>
+                <w:szCs w:val="22"/>
+              </w:rPr>
+              <w:t>3</w:t>
+            </w:r>
+            <w:r>
+              <w:rPr>
+                <w:rFonts w:ascii="Times New Roman" w:hAnsi="Times New Roman" w:cs="Times New Roman"/>
+                <w:sz w:val="22"/>
+                <w:szCs w:val="22"/>
+              </w:rPr>
+              <w:t>-2026</w:t>
+            </w:r>
           </w:p>
           <w:p>
             <w:pPr>
@@ -429,23 +492,15 @@
               <w:cnfStyle w:val="000000100000" w:firstRow="0" w:lastRow="0" w:firstColumn="0" w:lastColumn="0" w:oddVBand="0" w:evenVBand="0" w:oddHBand="1" w:evenHBand="0" w:firstRowFirstColumn="0" w:firstRowLastColumn="0" w:lastRowFirstColumn="0" w:lastRowLastColumn="0"/>
               <w:rPr>
                 <w:rFonts w:ascii="Times New Roman" w:hAnsi="Times New Roman" w:cs="Times New Roman"/>
-                <w:sz w:val="28"/>
-                <w:szCs w:val="28"/>
-              </w:rPr>
-            </w:pPr>
-            <w:r>
-              <w:rPr>
-                <w:rFonts w:ascii="Times New Roman" w:hAnsi="Times New Roman" w:cs="Times New Roman"/>
-                <w:sz w:val="28"/>
-                <w:szCs w:val="28"/>
-              </w:rPr>
-              <w:t>25-04-2026</w:t>
-            </w:r>
-          </w:p>
-        </w:tc>
-        <w:tc>
-          <w:tcPr>
-            <w:tcW w:w="1843" w:type="dxa"/>
+                <w:sz w:val="22"/>
+                <w:szCs w:val="22"/>
+              </w:rPr>
+            </w:pPr>
+          </w:p>
+        </w:tc>
+        <w:tc>
+          <w:tcPr>
+            <w:tcW w:w="1815" w:type="dxa"/>
           </w:tcPr>
           <w:p>
             <w:pPr>
@@ -462,12 +517,12 @@
       </w:tr>
       <w:tr>
         <w:trPr>
-          <w:trHeight w:val="1544"/>
+          <w:trHeight w:val="976"/>
         </w:trPr>
         <w:tc>
           <w:tcPr>
             <w:cnfStyle w:val="001000000000" w:firstRow="0" w:lastRow="0" w:firstColumn="1" w:lastColumn="0" w:oddVBand="0" w:evenVBand="0" w:oddHBand="0" w:evenHBand="0" w:firstRowFirstColumn="0" w:firstRowLastColumn="0" w:lastRowFirstColumn="0" w:lastRowLastColumn="0"/>
-            <w:tcW w:w="2045" w:type="dxa"/>
+            <w:tcW w:w="2025" w:type="dxa"/>
           </w:tcPr>
           <w:p>
             <w:pPr>
@@ -483,17 +538,18 @@
           </w:p>
           <w:p>
             <w:pPr>
-              <w:rPr>
-                <w:rFonts w:ascii="Times New Roman" w:hAnsi="Times New Roman" w:cs="Times New Roman"/>
-                <w:sz w:val="28"/>
-                <w:szCs w:val="28"/>
-              </w:rPr>
-            </w:pPr>
-            <w:r>
-              <w:rPr>
-                <w:rFonts w:ascii="Times New Roman" w:hAnsi="Times New Roman" w:cs="Times New Roman"/>
-                <w:sz w:val="28"/>
-                <w:szCs w:val="28"/>
+              <w:jc w:val="center"/>
+              <w:rPr>
+                <w:rFonts w:ascii="Times New Roman" w:hAnsi="Times New Roman" w:cs="Times New Roman"/>
+                <w:sz w:val="22"/>
+                <w:szCs w:val="22"/>
+              </w:rPr>
+            </w:pPr>
+            <w:r>
+              <w:rPr>
+                <w:rFonts w:ascii="Times New Roman" w:hAnsi="Times New Roman" w:cs="Times New Roman"/>
+                <w:sz w:val="22"/>
+                <w:szCs w:val="22"/>
               </w:rPr>
               <w:t>ERD Diagram</w:t>
             </w:r>
@@ -503,15 +559,15 @@
               <w:jc w:val="center"/>
               <w:rPr>
                 <w:rFonts w:ascii="Times New Roman" w:hAnsi="Times New Roman" w:cs="Times New Roman"/>
-                <w:sz w:val="28"/>
-                <w:szCs w:val="28"/>
-              </w:rPr>
-            </w:pPr>
-            <w:r>
-              <w:rPr>
-                <w:rFonts w:ascii="Times New Roman" w:hAnsi="Times New Roman" w:cs="Times New Roman"/>
-                <w:sz w:val="28"/>
-                <w:szCs w:val="28"/>
+                <w:sz w:val="22"/>
+                <w:szCs w:val="22"/>
+              </w:rPr>
+            </w:pPr>
+            <w:r>
+              <w:rPr>
+                <w:rFonts w:ascii="Times New Roman" w:hAnsi="Times New Roman" w:cs="Times New Roman"/>
+                <w:sz w:val="22"/>
+                <w:szCs w:val="22"/>
               </w:rPr>
               <w:t>&amp;</w:t>
             </w:r>
@@ -528,8 +584,8 @@
             <w:r>
               <w:rPr>
                 <w:rFonts w:ascii="Times New Roman" w:hAnsi="Times New Roman" w:cs="Times New Roman"/>
-                <w:sz w:val="28"/>
-                <w:szCs w:val="28"/>
+                <w:sz w:val="22"/>
+                <w:szCs w:val="22"/>
               </w:rPr>
               <w:t>Schema</w:t>
             </w:r>
@@ -537,7 +593,7 @@
         </w:tc>
         <w:tc>
           <w:tcPr>
-            <w:tcW w:w="1005" w:type="dxa"/>
+            <w:tcW w:w="1492" w:type="dxa"/>
           </w:tcPr>
           <w:p>
             <w:pPr>
@@ -556,39 +612,39 @@
               <w:cnfStyle w:val="000000000000" w:firstRow="0" w:lastRow="0" w:firstColumn="0" w:lastColumn="0" w:oddVBand="0" w:evenVBand="0" w:oddHBand="0" w:evenHBand="0" w:firstRowFirstColumn="0" w:firstRowLastColumn="0" w:lastRowFirstColumn="0" w:lastRowLastColumn="0"/>
               <w:rPr>
                 <w:rFonts w:ascii="Times New Roman" w:hAnsi="Times New Roman" w:cs="Times New Roman"/>
-                <w:sz w:val="28"/>
-                <w:szCs w:val="28"/>
-              </w:rPr>
-            </w:pPr>
-            <w:r>
-              <w:rPr>
-                <w:rFonts w:ascii="Times New Roman" w:hAnsi="Times New Roman" w:cs="Times New Roman"/>
-                <w:sz w:val="28"/>
-                <w:szCs w:val="28"/>
-              </w:rPr>
-              <w:t>v1.</w:t>
-            </w:r>
-            <w:r>
-              <w:rPr>
-                <w:rFonts w:ascii="Times New Roman" w:hAnsi="Times New Roman" w:cs="Times New Roman"/>
-                <w:sz w:val="28"/>
-                <w:szCs w:val="28"/>
-              </w:rPr>
-              <w:t>1</w:t>
-            </w:r>
-          </w:p>
-        </w:tc>
-        <w:tc>
-          <w:tcPr>
-            <w:tcW w:w="3969" w:type="dxa"/>
+                <w:sz w:val="22"/>
+                <w:szCs w:val="22"/>
+              </w:rPr>
+            </w:pPr>
+            <w:r>
+              <w:rPr>
+                <w:rFonts w:ascii="Times New Roman" w:hAnsi="Times New Roman" w:cs="Times New Roman"/>
+                <w:sz w:val="22"/>
+                <w:szCs w:val="22"/>
+              </w:rPr>
+              <w:t>v1</w:t>
+            </w:r>
+            <w:r>
+              <w:rPr>
+                <w:rFonts w:ascii="Times New Roman" w:hAnsi="Times New Roman" w:cs="Times New Roman"/>
+                <w:sz w:val="22"/>
+                <w:szCs w:val="22"/>
+              </w:rPr>
+              <w:t>.0</w:t>
+            </w:r>
+          </w:p>
+        </w:tc>
+        <w:tc>
+          <w:tcPr>
+            <w:tcW w:w="3633" w:type="dxa"/>
           </w:tcPr>
           <w:p>
             <w:pPr>
               <w:cnfStyle w:val="000000000000" w:firstRow="0" w:lastRow="0" w:firstColumn="0" w:lastColumn="0" w:oddVBand="0" w:evenVBand="0" w:oddHBand="0" w:evenHBand="0" w:firstRowFirstColumn="0" w:firstRowLastColumn="0" w:lastRowFirstColumn="0" w:lastRowLastColumn="0"/>
               <w:rPr>
                 <w:rFonts w:ascii="Times New Roman" w:hAnsi="Times New Roman" w:cs="Times New Roman"/>
-                <w:sz w:val="28"/>
-                <w:szCs w:val="28"/>
+                <w:sz w:val="22"/>
+                <w:szCs w:val="22"/>
               </w:rPr>
             </w:pPr>
           </w:p>
@@ -597,39 +653,23 @@
               <w:cnfStyle w:val="000000000000" w:firstRow="0" w:lastRow="0" w:firstColumn="0" w:lastColumn="0" w:oddVBand="0" w:evenVBand="0" w:oddHBand="0" w:evenHBand="0" w:firstRowFirstColumn="0" w:firstRowLastColumn="0" w:lastRowFirstColumn="0" w:lastRowLastColumn="0"/>
               <w:rPr>
                 <w:rFonts w:ascii="Times New Roman" w:hAnsi="Times New Roman" w:cs="Times New Roman"/>
-                <w:sz w:val="28"/>
-                <w:szCs w:val="28"/>
-              </w:rPr>
-            </w:pPr>
-            <w:r>
-              <w:rPr>
-                <w:rFonts w:ascii="Times New Roman" w:hAnsi="Times New Roman" w:cs="Times New Roman"/>
-                <w:sz w:val="28"/>
-                <w:szCs w:val="28"/>
-              </w:rPr>
-              <w:t xml:space="preserve">Designed database schema and ERD using MySQL </w:t>
-            </w:r>
-            <w:r>
-              <w:rPr>
-                <w:rFonts w:ascii="Times New Roman" w:hAnsi="Times New Roman" w:cs="Times New Roman"/>
-                <w:sz w:val="28"/>
-                <w:szCs w:val="28"/>
-              </w:rPr>
-              <w:t>and</w:t>
-            </w:r>
-            <w:r>
-              <w:rPr>
-                <w:rFonts w:ascii="Times New Roman" w:hAnsi="Times New Roman" w:cs="Times New Roman"/>
-                <w:sz w:val="28"/>
-                <w:szCs w:val="28"/>
-              </w:rPr>
-              <w:t xml:space="preserve"> Whimsical.</w:t>
-            </w:r>
-          </w:p>
-        </w:tc>
-        <w:tc>
-          <w:tcPr>
-            <w:tcW w:w="1701" w:type="dxa"/>
+                <w:sz w:val="22"/>
+                <w:szCs w:val="22"/>
+              </w:rPr>
+            </w:pPr>
+            <w:r>
+              <w:rPr>
+                <w:rFonts w:ascii="Times New Roman" w:hAnsi="Times New Roman" w:cs="Times New Roman"/>
+                <w:sz w:val="22"/>
+                <w:szCs w:val="22"/>
+              </w:rPr>
+              <w:t>Designed database schema and ERD using MySQL and Whimsical.</w:t>
+            </w:r>
+          </w:p>
+        </w:tc>
+        <w:tc>
+          <w:tcPr>
+            <w:tcW w:w="1598" w:type="dxa"/>
           </w:tcPr>
           <w:p>
             <w:pPr>
@@ -648,15 +688,15 @@
               <w:cnfStyle w:val="000000000000" w:firstRow="0" w:lastRow="0" w:firstColumn="0" w:lastColumn="0" w:oddVBand="0" w:evenVBand="0" w:oddHBand="0" w:evenHBand="0" w:firstRowFirstColumn="0" w:firstRowLastColumn="0" w:lastRowFirstColumn="0" w:lastRowLastColumn="0"/>
               <w:rPr>
                 <w:rFonts w:ascii="Times New Roman" w:hAnsi="Times New Roman" w:cs="Times New Roman"/>
-                <w:sz w:val="28"/>
-                <w:szCs w:val="28"/>
-              </w:rPr>
-            </w:pPr>
-            <w:r>
-              <w:rPr>
-                <w:rFonts w:ascii="Times New Roman" w:hAnsi="Times New Roman" w:cs="Times New Roman"/>
-                <w:sz w:val="28"/>
-                <w:szCs w:val="28"/>
+                <w:sz w:val="22"/>
+                <w:szCs w:val="22"/>
+              </w:rPr>
+            </w:pPr>
+            <w:r>
+              <w:rPr>
+                <w:rFonts w:ascii="Times New Roman" w:hAnsi="Times New Roman" w:cs="Times New Roman"/>
+                <w:sz w:val="22"/>
+                <w:szCs w:val="22"/>
               </w:rPr>
               <w:t>25-04-2026</w:t>
             </w:r>
@@ -664,12 +704,384 @@
         </w:tc>
         <w:tc>
           <w:tcPr>
-            <w:tcW w:w="1843" w:type="dxa"/>
+            <w:tcW w:w="1815" w:type="dxa"/>
           </w:tcPr>
           <w:p>
             <w:pPr>
               <w:jc w:val="center"/>
               <w:cnfStyle w:val="000000000000" w:firstRow="0" w:lastRow="0" w:firstColumn="0" w:lastColumn="0" w:oddVBand="0" w:evenVBand="0" w:oddHBand="0" w:evenHBand="0" w:firstRowFirstColumn="0" w:firstRowLastColumn="0" w:lastRowFirstColumn="0" w:lastRowLastColumn="0"/>
+              <w:rPr>
+                <w:rFonts w:ascii="Times New Roman" w:hAnsi="Times New Roman" w:cs="Times New Roman"/>
+                <w:sz w:val="28"/>
+                <w:szCs w:val="28"/>
+              </w:rPr>
+            </w:pPr>
+          </w:p>
+        </w:tc>
+      </w:tr>
+      <w:tr>
+        <w:trPr>
+          <w:cnfStyle w:val="000000100000" w:firstRow="0" w:lastRow="0" w:firstColumn="0" w:lastColumn="0" w:oddVBand="0" w:evenVBand="0" w:oddHBand="1" w:evenHBand="0" w:firstRowFirstColumn="0" w:firstRowLastColumn="0" w:lastRowFirstColumn="0" w:lastRowLastColumn="0"/>
+          <w:trHeight w:val="736"/>
+        </w:trPr>
+        <w:tc>
+          <w:tcPr>
+            <w:cnfStyle w:val="001000000000" w:firstRow="0" w:lastRow="0" w:firstColumn="1" w:lastColumn="0" w:oddVBand="0" w:evenVBand="0" w:oddHBand="0" w:evenHBand="0" w:firstRowFirstColumn="0" w:firstRowLastColumn="0" w:lastRowFirstColumn="0" w:lastRowLastColumn="0"/>
+            <w:tcW w:w="2025" w:type="dxa"/>
+          </w:tcPr>
+          <w:p>
+            <w:pPr>
+              <w:jc w:val="center"/>
+              <w:rPr>
+                <w:rFonts w:ascii="Times New Roman" w:hAnsi="Times New Roman" w:cs="Times New Roman"/>
+                <w:sz w:val="22"/>
+                <w:szCs w:val="22"/>
+              </w:rPr>
+            </w:pPr>
+            <w:r>
+              <w:rPr>
+                <w:rFonts w:ascii="Times New Roman" w:hAnsi="Times New Roman" w:cs="Times New Roman"/>
+                <w:sz w:val="22"/>
+                <w:szCs w:val="22"/>
+              </w:rPr>
+              <w:t xml:space="preserve">ERD Design </w:t>
+            </w:r>
+          </w:p>
+          <w:p>
+            <w:pPr>
+              <w:jc w:val="center"/>
+              <w:rPr>
+                <w:rFonts w:ascii="Times New Roman" w:hAnsi="Times New Roman" w:cs="Times New Roman"/>
+                <w:sz w:val="22"/>
+                <w:szCs w:val="22"/>
+              </w:rPr>
+            </w:pPr>
+            <w:r>
+              <w:rPr>
+                <w:rFonts w:ascii="Times New Roman" w:hAnsi="Times New Roman" w:cs="Times New Roman"/>
+                <w:sz w:val="22"/>
+                <w:szCs w:val="22"/>
+              </w:rPr>
+              <w:t>&amp;</w:t>
+            </w:r>
+          </w:p>
+          <w:p>
+            <w:pPr>
+              <w:jc w:val="center"/>
+              <w:rPr>
+                <w:rFonts w:ascii="Times New Roman" w:hAnsi="Times New Roman" w:cs="Times New Roman"/>
+                <w:b w:val="0"/>
+                <w:bCs w:val="0"/>
+                <w:sz w:val="28"/>
+                <w:szCs w:val="28"/>
+              </w:rPr>
+            </w:pPr>
+            <w:r>
+              <w:rPr>
+                <w:rFonts w:ascii="Times New Roman" w:hAnsi="Times New Roman" w:cs="Times New Roman"/>
+                <w:sz w:val="22"/>
+                <w:szCs w:val="22"/>
+              </w:rPr>
+              <w:t>Normalization</w:t>
+            </w:r>
+          </w:p>
+        </w:tc>
+        <w:tc>
+          <w:tcPr>
+            <w:tcW w:w="1492" w:type="dxa"/>
+          </w:tcPr>
+          <w:p>
+            <w:pPr>
+              <w:jc w:val="center"/>
+              <w:cnfStyle w:val="000000100000" w:firstRow="0" w:lastRow="0" w:firstColumn="0" w:lastColumn="0" w:oddVBand="0" w:evenVBand="0" w:oddHBand="1" w:evenHBand="0" w:firstRowFirstColumn="0" w:firstRowLastColumn="0" w:lastRowFirstColumn="0" w:lastRowLastColumn="0"/>
+              <w:rPr>
+                <w:rFonts w:ascii="Times New Roman" w:hAnsi="Times New Roman" w:cs="Times New Roman"/>
+                <w:sz w:val="28"/>
+                <w:szCs w:val="28"/>
+              </w:rPr>
+            </w:pPr>
+          </w:p>
+          <w:p>
+            <w:pPr>
+              <w:jc w:val="center"/>
+              <w:cnfStyle w:val="000000100000" w:firstRow="0" w:lastRow="0" w:firstColumn="0" w:lastColumn="0" w:oddVBand="0" w:evenVBand="0" w:oddHBand="1" w:evenHBand="0" w:firstRowFirstColumn="0" w:firstRowLastColumn="0" w:lastRowFirstColumn="0" w:lastRowLastColumn="0"/>
+              <w:rPr>
+                <w:rFonts w:ascii="Times New Roman" w:hAnsi="Times New Roman" w:cs="Times New Roman"/>
+                <w:sz w:val="22"/>
+                <w:szCs w:val="22"/>
+              </w:rPr>
+            </w:pPr>
+            <w:r>
+              <w:rPr>
+                <w:rFonts w:ascii="Times New Roman" w:hAnsi="Times New Roman" w:cs="Times New Roman"/>
+                <w:sz w:val="22"/>
+                <w:szCs w:val="22"/>
+              </w:rPr>
+              <w:t>V1.1</w:t>
+            </w:r>
+          </w:p>
+        </w:tc>
+        <w:tc>
+          <w:tcPr>
+            <w:tcW w:w="3633" w:type="dxa"/>
+          </w:tcPr>
+          <w:p>
+            <w:pPr>
+              <w:cnfStyle w:val="000000100000" w:firstRow="0" w:lastRow="0" w:firstColumn="0" w:lastColumn="0" w:oddVBand="0" w:evenVBand="0" w:oddHBand="1" w:evenHBand="0" w:firstRowFirstColumn="0" w:firstRowLastColumn="0" w:lastRowFirstColumn="0" w:lastRowLastColumn="0"/>
+              <w:rPr>
+                <w:rFonts w:ascii="Times New Roman" w:hAnsi="Times New Roman" w:cs="Times New Roman"/>
+                <w:sz w:val="20"/>
+                <w:szCs w:val="20"/>
+              </w:rPr>
+            </w:pPr>
+            <w:r>
+              <w:rPr>
+                <w:rFonts w:ascii="Times New Roman" w:hAnsi="Times New Roman" w:cs="Times New Roman"/>
+                <w:sz w:val="20"/>
+                <w:szCs w:val="20"/>
+              </w:rPr>
+              <w:t>Normalized the schema from 1NF to 3NF, removed table redundancies and updated the ERD accordingly</w:t>
+            </w:r>
+            <w:r>
+              <w:rPr>
+                <w:rFonts w:ascii="Times New Roman" w:hAnsi="Times New Roman" w:cs="Times New Roman"/>
+                <w:sz w:val="20"/>
+                <w:szCs w:val="20"/>
+              </w:rPr>
+              <w:t>.</w:t>
+            </w:r>
+          </w:p>
+        </w:tc>
+        <w:tc>
+          <w:tcPr>
+            <w:tcW w:w="1598" w:type="dxa"/>
+            <w:vAlign w:val="center"/>
+          </w:tcPr>
+          <w:p>
+            <w:pPr>
+              <w:jc w:val="center"/>
+              <w:cnfStyle w:val="000000100000" w:firstRow="0" w:lastRow="0" w:firstColumn="0" w:lastColumn="0" w:oddVBand="0" w:evenVBand="0" w:oddHBand="1" w:evenHBand="0" w:firstRowFirstColumn="0" w:firstRowLastColumn="0" w:lastRowFirstColumn="0" w:lastRowLastColumn="0"/>
+              <w:rPr>
+                <w:rFonts w:ascii="Times New Roman" w:hAnsi="Times New Roman" w:cs="Times New Roman"/>
+                <w:sz w:val="28"/>
+                <w:szCs w:val="28"/>
+              </w:rPr>
+            </w:pPr>
+            <w:r>
+              <w:rPr>
+                <w:rFonts w:ascii="Times New Roman" w:hAnsi="Times New Roman" w:cs="Times New Roman"/>
+                <w:sz w:val="22"/>
+                <w:szCs w:val="22"/>
+              </w:rPr>
+              <w:t>17</w:t>
+            </w:r>
+            <w:r>
+              <w:rPr>
+                <w:rFonts w:ascii="Times New Roman" w:hAnsi="Times New Roman" w:cs="Times New Roman"/>
+                <w:sz w:val="22"/>
+                <w:szCs w:val="22"/>
+              </w:rPr>
+              <w:t>-0</w:t>
+            </w:r>
+            <w:r>
+              <w:rPr>
+                <w:rFonts w:ascii="Times New Roman" w:hAnsi="Times New Roman" w:cs="Times New Roman"/>
+                <w:sz w:val="22"/>
+                <w:szCs w:val="22"/>
+              </w:rPr>
+              <w:t>5</w:t>
+            </w:r>
+            <w:r>
+              <w:rPr>
+                <w:rFonts w:ascii="Times New Roman" w:hAnsi="Times New Roman" w:cs="Times New Roman"/>
+                <w:sz w:val="22"/>
+                <w:szCs w:val="22"/>
+              </w:rPr>
+              <w:t>-2026</w:t>
+            </w:r>
+          </w:p>
+        </w:tc>
+        <w:tc>
+          <w:tcPr>
+            <w:tcW w:w="1815" w:type="dxa"/>
+          </w:tcPr>
+          <w:p>
+            <w:pPr>
+              <w:jc w:val="center"/>
+              <w:cnfStyle w:val="000000100000" w:firstRow="0" w:lastRow="0" w:firstColumn="0" w:lastColumn="0" w:oddVBand="0" w:evenVBand="0" w:oddHBand="1" w:evenHBand="0" w:firstRowFirstColumn="0" w:firstRowLastColumn="0" w:lastRowFirstColumn="0" w:lastRowLastColumn="0"/>
+              <w:rPr>
+                <w:rFonts w:ascii="Times New Roman" w:hAnsi="Times New Roman" w:cs="Times New Roman"/>
+                <w:sz w:val="28"/>
+                <w:szCs w:val="28"/>
+              </w:rPr>
+            </w:pPr>
+          </w:p>
+        </w:tc>
+      </w:tr>
+      <w:tr>
+        <w:trPr>
+          <w:trHeight w:val="842"/>
+        </w:trPr>
+        <w:tc>
+          <w:tcPr>
+            <w:cnfStyle w:val="001000000000" w:firstRow="0" w:lastRow="0" w:firstColumn="1" w:lastColumn="0" w:oddVBand="0" w:evenVBand="0" w:oddHBand="0" w:evenHBand="0" w:firstRowFirstColumn="0" w:firstRowLastColumn="0" w:lastRowFirstColumn="0" w:lastRowLastColumn="0"/>
+            <w:tcW w:w="2025" w:type="dxa"/>
+          </w:tcPr>
+          <w:p>
+            <w:pPr>
+              <w:jc w:val="center"/>
+              <w:rPr>
+                <w:rFonts w:ascii="Times New Roman" w:hAnsi="Times New Roman" w:cs="Times New Roman"/>
+                <w:b w:val="0"/>
+                <w:bCs w:val="0"/>
+                <w:sz w:val="28"/>
+                <w:szCs w:val="28"/>
+              </w:rPr>
+            </w:pPr>
+          </w:p>
+        </w:tc>
+        <w:tc>
+          <w:tcPr>
+            <w:tcW w:w="1492" w:type="dxa"/>
+          </w:tcPr>
+          <w:p>
+            <w:pPr>
+              <w:jc w:val="center"/>
+              <w:cnfStyle w:val="000000000000" w:firstRow="0" w:lastRow="0" w:firstColumn="0" w:lastColumn="0" w:oddVBand="0" w:evenVBand="0" w:oddHBand="0" w:evenHBand="0" w:firstRowFirstColumn="0" w:firstRowLastColumn="0" w:lastRowFirstColumn="0" w:lastRowLastColumn="0"/>
+              <w:rPr>
+                <w:rFonts w:ascii="Times New Roman" w:hAnsi="Times New Roman" w:cs="Times New Roman"/>
+                <w:sz w:val="28"/>
+                <w:szCs w:val="28"/>
+              </w:rPr>
+            </w:pPr>
+          </w:p>
+        </w:tc>
+        <w:tc>
+          <w:tcPr>
+            <w:tcW w:w="3633" w:type="dxa"/>
+          </w:tcPr>
+          <w:p>
+            <w:pPr>
+              <w:cnfStyle w:val="000000000000" w:firstRow="0" w:lastRow="0" w:firstColumn="0" w:lastColumn="0" w:oddVBand="0" w:evenVBand="0" w:oddHBand="0" w:evenHBand="0" w:firstRowFirstColumn="0" w:firstRowLastColumn="0" w:lastRowFirstColumn="0" w:lastRowLastColumn="0"/>
+              <w:rPr>
+                <w:rFonts w:ascii="Times New Roman" w:hAnsi="Times New Roman" w:cs="Times New Roman"/>
+                <w:sz w:val="28"/>
+                <w:szCs w:val="28"/>
+              </w:rPr>
+            </w:pPr>
+          </w:p>
+        </w:tc>
+        <w:tc>
+          <w:tcPr>
+            <w:tcW w:w="1598" w:type="dxa"/>
+          </w:tcPr>
+          <w:p>
+            <w:pPr>
+              <w:jc w:val="center"/>
+              <w:cnfStyle w:val="000000000000" w:firstRow="0" w:lastRow="0" w:firstColumn="0" w:lastColumn="0" w:oddVBand="0" w:evenVBand="0" w:oddHBand="0" w:evenHBand="0" w:firstRowFirstColumn="0" w:firstRowLastColumn="0" w:lastRowFirstColumn="0" w:lastRowLastColumn="0"/>
+              <w:rPr>
+                <w:rFonts w:ascii="Times New Roman" w:hAnsi="Times New Roman" w:cs="Times New Roman"/>
+                <w:sz w:val="28"/>
+                <w:szCs w:val="28"/>
+              </w:rPr>
+            </w:pPr>
+          </w:p>
+        </w:tc>
+        <w:tc>
+          <w:tcPr>
+            <w:tcW w:w="1815" w:type="dxa"/>
+          </w:tcPr>
+          <w:p>
+            <w:pPr>
+              <w:jc w:val="center"/>
+              <w:cnfStyle w:val="000000000000" w:firstRow="0" w:lastRow="0" w:firstColumn="0" w:lastColumn="0" w:oddVBand="0" w:evenVBand="0" w:oddHBand="0" w:evenHBand="0" w:firstRowFirstColumn="0" w:firstRowLastColumn="0" w:lastRowFirstColumn="0" w:lastRowLastColumn="0"/>
+              <w:rPr>
+                <w:rFonts w:ascii="Times New Roman" w:hAnsi="Times New Roman" w:cs="Times New Roman"/>
+                <w:sz w:val="28"/>
+                <w:szCs w:val="28"/>
+              </w:rPr>
+            </w:pPr>
+          </w:p>
+        </w:tc>
+      </w:tr>
+      <w:tr>
+        <w:trPr>
+          <w:cnfStyle w:val="000000100000" w:firstRow="0" w:lastRow="0" w:firstColumn="0" w:lastColumn="0" w:oddVBand="0" w:evenVBand="0" w:oddHBand="1" w:evenHBand="0" w:firstRowFirstColumn="0" w:firstRowLastColumn="0" w:lastRowFirstColumn="0" w:lastRowLastColumn="0"/>
+          <w:trHeight w:val="712"/>
+        </w:trPr>
+        <w:tc>
+          <w:tcPr>
+            <w:cnfStyle w:val="001000000000" w:firstRow="0" w:lastRow="0" w:firstColumn="1" w:lastColumn="0" w:oddVBand="0" w:evenVBand="0" w:oddHBand="0" w:evenHBand="0" w:firstRowFirstColumn="0" w:firstRowLastColumn="0" w:lastRowFirstColumn="0" w:lastRowLastColumn="0"/>
+            <w:tcW w:w="2025" w:type="dxa"/>
+          </w:tcPr>
+          <w:p>
+            <w:pPr>
+              <w:jc w:val="center"/>
+              <w:rPr>
+                <w:rFonts w:ascii="Times New Roman" w:hAnsi="Times New Roman" w:cs="Times New Roman"/>
+                <w:b w:val="0"/>
+                <w:bCs w:val="0"/>
+                <w:sz w:val="28"/>
+                <w:szCs w:val="28"/>
+              </w:rPr>
+            </w:pPr>
+          </w:p>
+        </w:tc>
+        <w:tc>
+          <w:tcPr>
+            <w:tcW w:w="1492" w:type="dxa"/>
+          </w:tcPr>
+          <w:p>
+            <w:pPr>
+              <w:jc w:val="center"/>
+              <w:cnfStyle w:val="000000100000" w:firstRow="0" w:lastRow="0" w:firstColumn="0" w:lastColumn="0" w:oddVBand="0" w:evenVBand="0" w:oddHBand="1" w:evenHBand="0" w:firstRowFirstColumn="0" w:firstRowLastColumn="0" w:lastRowFirstColumn="0" w:lastRowLastColumn="0"/>
+              <w:rPr>
+                <w:rFonts w:ascii="Times New Roman" w:hAnsi="Times New Roman" w:cs="Times New Roman"/>
+                <w:sz w:val="28"/>
+                <w:szCs w:val="28"/>
+              </w:rPr>
+            </w:pPr>
+          </w:p>
+        </w:tc>
+        <w:tc>
+          <w:tcPr>
+            <w:tcW w:w="3633" w:type="dxa"/>
+          </w:tcPr>
+          <w:p>
+            <w:pPr>
+              <w:cnfStyle w:val="000000100000" w:firstRow="0" w:lastRow="0" w:firstColumn="0" w:lastColumn="0" w:oddVBand="0" w:evenVBand="0" w:oddHBand="1" w:evenHBand="0" w:firstRowFirstColumn="0" w:firstRowLastColumn="0" w:lastRowFirstColumn="0" w:lastRowLastColumn="0"/>
+              <w:rPr>
+                <w:rFonts w:ascii="Times New Roman" w:hAnsi="Times New Roman" w:cs="Times New Roman"/>
+                <w:sz w:val="28"/>
+                <w:szCs w:val="28"/>
+              </w:rPr>
+            </w:pPr>
+          </w:p>
+        </w:tc>
+        <w:tc>
+          <w:tcPr>
+            <w:tcW w:w="1598" w:type="dxa"/>
+          </w:tcPr>
+          <w:p>
+            <w:pPr>
+              <w:jc w:val="center"/>
+              <w:cnfStyle w:val="000000100000" w:firstRow="0" w:lastRow="0" w:firstColumn="0" w:lastColumn="0" w:oddVBand="0" w:evenVBand="0" w:oddHBand="1" w:evenHBand="0" w:firstRowFirstColumn="0" w:firstRowLastColumn="0" w:lastRowFirstColumn="0" w:lastRowLastColumn="0"/>
+              <w:rPr>
+                <w:rFonts w:ascii="Times New Roman" w:hAnsi="Times New Roman" w:cs="Times New Roman"/>
+                <w:sz w:val="28"/>
+                <w:szCs w:val="28"/>
+              </w:rPr>
+            </w:pPr>
+          </w:p>
+        </w:tc>
+        <w:tc>
+          <w:tcPr>
+            <w:tcW w:w="1815" w:type="dxa"/>
+          </w:tcPr>
+          <w:p>
+            <w:pPr>
+              <w:jc w:val="center"/>
+              <w:cnfStyle w:val="000000100000" w:firstRow="0" w:lastRow="0" w:firstColumn="0" w:lastColumn="0" w:oddVBand="0" w:evenVBand="0" w:oddHBand="1" w:evenHBand="0" w:firstRowFirstColumn="0" w:firstRowLastColumn="0" w:lastRowFirstColumn="0" w:lastRowLastColumn="0"/>
               <w:rPr>
                 <w:rFonts w:ascii="Times New Roman" w:hAnsi="Times New Roman" w:cs="Times New Roman"/>
                 <w:sz w:val="28"/>
@@ -1433,6 +1845,7 @@
   <w:style w:type="character" w:default="1" w:styleId="DefaultParagraphFont">
     <w:name w:val="Default Paragraph Font"/>
     <w:uiPriority w:val="1"/>
+    <w:semiHidden/>
     <w:unhideWhenUsed/>
   </w:style>
   <w:style w:type="table" w:default="1" w:styleId="TableNormal">

--- a/docs/Milestone.docx
+++ b/docs/Milestone.docx
@@ -926,23 +926,31 @@
           <w:tcPr>
             <w:cnfStyle w:val="001000000000" w:firstRow="0" w:lastRow="0" w:firstColumn="1" w:lastColumn="0" w:oddVBand="0" w:evenVBand="0" w:oddHBand="0" w:evenHBand="0" w:firstRowFirstColumn="0" w:firstRowLastColumn="0" w:lastRowFirstColumn="0" w:lastRowLastColumn="0"/>
             <w:tcW w:w="2025" w:type="dxa"/>
-          </w:tcPr>
-          <w:p>
-            <w:pPr>
-              <w:jc w:val="center"/>
-              <w:rPr>
-                <w:rFonts w:ascii="Times New Roman" w:hAnsi="Times New Roman" w:cs="Times New Roman"/>
-                <w:b w:val="0"/>
-                <w:bCs w:val="0"/>
-                <w:sz w:val="28"/>
-                <w:szCs w:val="28"/>
-              </w:rPr>
-            </w:pPr>
+            <w:vAlign w:val="center"/>
+          </w:tcPr>
+          <w:p>
+            <w:pPr>
+              <w:jc w:val="center"/>
+              <w:rPr>
+                <w:rFonts w:ascii="Times New Roman" w:hAnsi="Times New Roman" w:cs="Times New Roman"/>
+                <w:sz w:val="22"/>
+                <w:szCs w:val="22"/>
+              </w:rPr>
+            </w:pPr>
+            <w:r>
+              <w:rPr>
+                <w:rFonts w:ascii="Times New Roman" w:hAnsi="Times New Roman" w:cs="Times New Roman"/>
+                <w:sz w:val="22"/>
+                <w:szCs w:val="22"/>
+              </w:rPr>
+              <w:t>Dataset Preprocessing</w:t>
+            </w:r>
           </w:p>
         </w:tc>
         <w:tc>
           <w:tcPr>
             <w:tcW w:w="1492" w:type="dxa"/>
+            <w:vAlign w:val="center"/>
           </w:tcPr>
           <w:p>
             <w:pPr>
@@ -950,10 +958,18 @@
               <w:cnfStyle w:val="000000000000" w:firstRow="0" w:lastRow="0" w:firstColumn="0" w:lastColumn="0" w:oddVBand="0" w:evenVBand="0" w:oddHBand="0" w:evenHBand="0" w:firstRowFirstColumn="0" w:firstRowLastColumn="0" w:lastRowFirstColumn="0" w:lastRowLastColumn="0"/>
               <w:rPr>
                 <w:rFonts w:ascii="Times New Roman" w:hAnsi="Times New Roman" w:cs="Times New Roman"/>
-                <w:sz w:val="28"/>
-                <w:szCs w:val="28"/>
-              </w:rPr>
-            </w:pPr>
+                <w:sz w:val="22"/>
+                <w:szCs w:val="22"/>
+              </w:rPr>
+            </w:pPr>
+            <w:r>
+              <w:rPr>
+                <w:rFonts w:ascii="Times New Roman" w:hAnsi="Times New Roman" w:cs="Times New Roman"/>
+                <w:sz w:val="22"/>
+                <w:szCs w:val="22"/>
+              </w:rPr>
+              <w:t>V1.2</w:t>
+            </w:r>
           </w:p>
         </w:tc>
         <w:tc>
@@ -962,6 +978,9 @@
           </w:tcPr>
           <w:p>
             <w:pPr>
+              <w:tabs>
+                <w:tab w:val="left" w:pos="991"/>
+              </w:tabs>
               <w:cnfStyle w:val="000000000000" w:firstRow="0" w:lastRow="0" w:firstColumn="0" w:lastColumn="0" w:oddVBand="0" w:evenVBand="0" w:oddHBand="0" w:evenHBand="0" w:firstRowFirstColumn="0" w:firstRowLastColumn="0" w:lastRowFirstColumn="0" w:lastRowLastColumn="0"/>
               <w:rPr>
                 <w:rFonts w:ascii="Times New Roman" w:hAnsi="Times New Roman" w:cs="Times New Roman"/>
@@ -969,11 +988,20 @@
                 <w:szCs w:val="28"/>
               </w:rPr>
             </w:pPr>
+            <w:r>
+              <w:rPr>
+                <w:rFonts w:ascii="Times New Roman" w:hAnsi="Times New Roman" w:cs="Times New Roman"/>
+                <w:sz w:val="20"/>
+                <w:szCs w:val="20"/>
+              </w:rPr>
+              <w:t>Generated synthetic CSV datasets for all tables using Faker/Excel and designed system dataflow.</w:t>
+            </w:r>
           </w:p>
         </w:tc>
         <w:tc>
           <w:tcPr>
             <w:tcW w:w="1598" w:type="dxa"/>
+            <w:vAlign w:val="center"/>
           </w:tcPr>
           <w:p>
             <w:pPr>
@@ -985,6 +1013,38 @@
                 <w:szCs w:val="28"/>
               </w:rPr>
             </w:pPr>
+            <w:r>
+              <w:rPr>
+                <w:rFonts w:ascii="Times New Roman" w:hAnsi="Times New Roman" w:cs="Times New Roman"/>
+                <w:sz w:val="22"/>
+                <w:szCs w:val="22"/>
+              </w:rPr>
+              <w:t>17</w:t>
+            </w:r>
+            <w:r>
+              <w:rPr>
+                <w:rFonts w:ascii="Times New Roman" w:hAnsi="Times New Roman" w:cs="Times New Roman"/>
+                <w:sz w:val="22"/>
+                <w:szCs w:val="22"/>
+              </w:rPr>
+              <w:t>-0</w:t>
+            </w:r>
+            <w:r>
+              <w:rPr>
+                <w:rFonts w:ascii="Times New Roman" w:hAnsi="Times New Roman" w:cs="Times New Roman"/>
+                <w:sz w:val="22"/>
+                <w:szCs w:val="22"/>
+              </w:rPr>
+              <w:t>5</w:t>
+            </w:r>
+            <w:r>
+              <w:rPr>
+                <w:rFonts w:ascii="Times New Roman" w:hAnsi="Times New Roman" w:cs="Times New Roman"/>
+                <w:sz w:val="22"/>
+                <w:szCs w:val="22"/>
+              </w:rPr>
+              <w:t>-2026</w:t>
+            </w:r>
           </w:p>
         </w:tc>
         <w:tc>
@@ -1013,23 +1073,31 @@
           <w:tcPr>
             <w:cnfStyle w:val="001000000000" w:firstRow="0" w:lastRow="0" w:firstColumn="1" w:lastColumn="0" w:oddVBand="0" w:evenVBand="0" w:oddHBand="0" w:evenHBand="0" w:firstRowFirstColumn="0" w:firstRowLastColumn="0" w:lastRowFirstColumn="0" w:lastRowLastColumn="0"/>
             <w:tcW w:w="2025" w:type="dxa"/>
-          </w:tcPr>
-          <w:p>
-            <w:pPr>
-              <w:jc w:val="center"/>
-              <w:rPr>
-                <w:rFonts w:ascii="Times New Roman" w:hAnsi="Times New Roman" w:cs="Times New Roman"/>
-                <w:b w:val="0"/>
-                <w:bCs w:val="0"/>
-                <w:sz w:val="28"/>
-                <w:szCs w:val="28"/>
-              </w:rPr>
-            </w:pPr>
+            <w:vAlign w:val="center"/>
+          </w:tcPr>
+          <w:p>
+            <w:pPr>
+              <w:jc w:val="center"/>
+              <w:rPr>
+                <w:rFonts w:ascii="Times New Roman" w:hAnsi="Times New Roman" w:cs="Times New Roman"/>
+                <w:sz w:val="22"/>
+                <w:szCs w:val="22"/>
+              </w:rPr>
+            </w:pPr>
+            <w:r>
+              <w:rPr>
+                <w:rFonts w:ascii="Times New Roman" w:hAnsi="Times New Roman" w:cs="Times New Roman"/>
+                <w:sz w:val="22"/>
+                <w:szCs w:val="22"/>
+              </w:rPr>
+              <w:t>Database Setup (DDL)</w:t>
+            </w:r>
           </w:p>
         </w:tc>
         <w:tc>
           <w:tcPr>
             <w:tcW w:w="1492" w:type="dxa"/>
+            <w:vAlign w:val="center"/>
           </w:tcPr>
           <w:p>
             <w:pPr>
@@ -1039,8 +1107,17 @@
                 <w:rFonts w:ascii="Times New Roman" w:hAnsi="Times New Roman" w:cs="Times New Roman"/>
                 <w:sz w:val="28"/>
                 <w:szCs w:val="28"/>
-              </w:rPr>
-            </w:pPr>
+                <w:lang w:val="en-US"/>
+              </w:rPr>
+            </w:pPr>
+            <w:r>
+              <w:rPr>
+                <w:rFonts w:ascii="Times New Roman" w:hAnsi="Times New Roman" w:cs="Times New Roman"/>
+                <w:sz w:val="22"/>
+                <w:szCs w:val="22"/>
+              </w:rPr>
+              <w:t>V1.3</w:t>
+            </w:r>
           </w:p>
         </w:tc>
         <w:tc>
@@ -1054,13 +1131,40 @@
                 <w:rFonts w:ascii="Times New Roman" w:hAnsi="Times New Roman" w:cs="Times New Roman"/>
                 <w:sz w:val="28"/>
                 <w:szCs w:val="28"/>
-              </w:rPr>
-            </w:pPr>
+                <w:lang w:val="en-US"/>
+              </w:rPr>
+            </w:pPr>
+            <w:r>
+              <w:rPr>
+                <w:rFonts w:ascii="Times New Roman" w:hAnsi="Times New Roman" w:cs="Times New Roman"/>
+                <w:sz w:val="20"/>
+                <w:szCs w:val="20"/>
+              </w:rPr>
+              <w:t xml:space="preserve">Created </w:t>
+            </w:r>
+            <w:r>
+              <w:rPr>
+                <w:rFonts w:ascii="Times New Roman" w:hAnsi="Times New Roman" w:cs="Times New Roman"/>
+                <w:sz w:val="20"/>
+                <w:szCs w:val="20"/>
+                <w:lang w:val="en-US"/>
+              </w:rPr>
+              <w:t xml:space="preserve">ERD and </w:t>
+            </w:r>
+            <w:r>
+              <w:rPr>
+                <w:rFonts w:ascii="Times New Roman" w:hAnsi="Times New Roman" w:cs="Times New Roman"/>
+                <w:sz w:val="20"/>
+                <w:szCs w:val="20"/>
+              </w:rPr>
+              <w:t>MySQL tables with PK, FK, NOT NULL, and CHECK constraints; tested in Workbench</w:t>
+            </w:r>
           </w:p>
         </w:tc>
         <w:tc>
           <w:tcPr>
             <w:tcW w:w="1598" w:type="dxa"/>
+            <w:vAlign w:val="center"/>
           </w:tcPr>
           <w:p>
             <w:pPr>
@@ -1072,6 +1176,38 @@
                 <w:szCs w:val="28"/>
               </w:rPr>
             </w:pPr>
+            <w:r>
+              <w:rPr>
+                <w:rFonts w:ascii="Times New Roman" w:hAnsi="Times New Roman" w:cs="Times New Roman"/>
+                <w:sz w:val="22"/>
+                <w:szCs w:val="22"/>
+              </w:rPr>
+              <w:t>17</w:t>
+            </w:r>
+            <w:r>
+              <w:rPr>
+                <w:rFonts w:ascii="Times New Roman" w:hAnsi="Times New Roman" w:cs="Times New Roman"/>
+                <w:sz w:val="22"/>
+                <w:szCs w:val="22"/>
+              </w:rPr>
+              <w:t>-0</w:t>
+            </w:r>
+            <w:r>
+              <w:rPr>
+                <w:rFonts w:ascii="Times New Roman" w:hAnsi="Times New Roman" w:cs="Times New Roman"/>
+                <w:sz w:val="22"/>
+                <w:szCs w:val="22"/>
+              </w:rPr>
+              <w:t>5</w:t>
+            </w:r>
+            <w:r>
+              <w:rPr>
+                <w:rFonts w:ascii="Times New Roman" w:hAnsi="Times New Roman" w:cs="Times New Roman"/>
+                <w:sz w:val="22"/>
+                <w:szCs w:val="22"/>
+              </w:rPr>
+              <w:t>-2026</w:t>
+            </w:r>
           </w:p>
         </w:tc>
         <w:tc>
@@ -1251,7 +1387,7 @@
         <w:kern w:val="2"/>
         <w:sz w:val="24"/>
         <w:szCs w:val="24"/>
-        <w:lang w:val="en-PK" w:eastAsia="en-US" w:bidi="ar-SA"/>
+        <w:lang w:eastAsia="en-US" w:bidi="ar-SA"/>
         <w14:ligatures w14:val="standardContextual"/>
       </w:rPr>
     </w:rPrDefault>
@@ -1845,7 +1981,6 @@
   <w:style w:type="character" w:default="1" w:styleId="DefaultParagraphFont">
     <w:name w:val="Default Paragraph Font"/>
     <w:uiPriority w:val="1"/>
-    <w:semiHidden/>
     <w:unhideWhenUsed/>
   </w:style>
   <w:style w:type="table" w:default="1" w:styleId="TableNormal">

--- a/docs/Milestone.docx
+++ b/docs/Milestone.docx
@@ -366,6 +366,14 @@
               </w:rPr>
               <w:t>1</w:t>
             </w:r>
+            <w:r>
+              <w:rPr>
+                <w:rFonts w:ascii="Times New Roman" w:hAnsi="Times New Roman" w:cs="Times New Roman"/>
+                <w:sz w:val="22"/>
+                <w:szCs w:val="22"/>
+              </w:rPr>
+              <w:t>.0</w:t>
+            </w:r>
           </w:p>
           <w:p>
             <w:pPr>
@@ -817,7 +825,15 @@
                 <w:sz w:val="22"/>
                 <w:szCs w:val="22"/>
               </w:rPr>
-              <w:t>V1.1</w:t>
+              <w:t>v</w:t>
+            </w:r>
+            <w:r>
+              <w:rPr>
+                <w:rFonts w:ascii="Times New Roman" w:hAnsi="Times New Roman" w:cs="Times New Roman"/>
+                <w:sz w:val="22"/>
+                <w:szCs w:val="22"/>
+              </w:rPr>
+              <w:t>1.1</w:t>
             </w:r>
           </w:p>
         </w:tc>
@@ -968,7 +984,15 @@
                 <w:sz w:val="22"/>
                 <w:szCs w:val="22"/>
               </w:rPr>
-              <w:t>V1.2</w:t>
+              <w:t>v</w:t>
+            </w:r>
+            <w:r>
+              <w:rPr>
+                <w:rFonts w:ascii="Times New Roman" w:hAnsi="Times New Roman" w:cs="Times New Roman"/>
+                <w:sz w:val="22"/>
+                <w:szCs w:val="22"/>
+              </w:rPr>
+              <w:t>1.2</w:t>
             </w:r>
           </w:p>
         </w:tc>
@@ -1116,7 +1140,15 @@
                 <w:sz w:val="22"/>
                 <w:szCs w:val="22"/>
               </w:rPr>
-              <w:t>V1.3</w:t>
+              <w:t>v</w:t>
+            </w:r>
+            <w:r>
+              <w:rPr>
+                <w:rFonts w:ascii="Times New Roman" w:hAnsi="Times New Roman" w:cs="Times New Roman"/>
+                <w:sz w:val="22"/>
+                <w:szCs w:val="22"/>
+              </w:rPr>
+              <w:t>1.3</w:t>
             </w:r>
           </w:p>
         </w:tc>
@@ -1218,6 +1250,93 @@
             <w:pPr>
               <w:jc w:val="center"/>
               <w:cnfStyle w:val="000000100000" w:firstRow="0" w:lastRow="0" w:firstColumn="0" w:lastColumn="0" w:oddVBand="0" w:evenVBand="0" w:oddHBand="1" w:evenHBand="0" w:firstRowFirstColumn="0" w:firstRowLastColumn="0" w:lastRowFirstColumn="0" w:lastRowLastColumn="0"/>
+              <w:rPr>
+                <w:rFonts w:ascii="Times New Roman" w:hAnsi="Times New Roman" w:cs="Times New Roman"/>
+                <w:sz w:val="28"/>
+                <w:szCs w:val="28"/>
+              </w:rPr>
+            </w:pPr>
+          </w:p>
+        </w:tc>
+      </w:tr>
+      <w:tr>
+        <w:trPr>
+          <w:trHeight w:val="712"/>
+        </w:trPr>
+        <w:tc>
+          <w:tcPr>
+            <w:cnfStyle w:val="001000000000" w:firstRow="0" w:lastRow="0" w:firstColumn="1" w:lastColumn="0" w:oddVBand="0" w:evenVBand="0" w:oddHBand="0" w:evenHBand="0" w:firstRowFirstColumn="0" w:firstRowLastColumn="0" w:lastRowFirstColumn="0" w:lastRowLastColumn="0"/>
+            <w:tcW w:w="2025" w:type="dxa"/>
+            <w:vAlign w:val="center"/>
+          </w:tcPr>
+          <w:p>
+            <w:pPr>
+              <w:jc w:val="center"/>
+              <w:rPr>
+                <w:rFonts w:ascii="Times New Roman" w:hAnsi="Times New Roman" w:cs="Times New Roman"/>
+                <w:sz w:val="22"/>
+                <w:szCs w:val="22"/>
+              </w:rPr>
+            </w:pPr>
+          </w:p>
+        </w:tc>
+        <w:tc>
+          <w:tcPr>
+            <w:tcW w:w="1492" w:type="dxa"/>
+            <w:vAlign w:val="center"/>
+          </w:tcPr>
+          <w:p>
+            <w:pPr>
+              <w:jc w:val="center"/>
+              <w:cnfStyle w:val="000000000000" w:firstRow="0" w:lastRow="0" w:firstColumn="0" w:lastColumn="0" w:oddVBand="0" w:evenVBand="0" w:oddHBand="0" w:evenHBand="0" w:firstRowFirstColumn="0" w:firstRowLastColumn="0" w:lastRowFirstColumn="0" w:lastRowLastColumn="0"/>
+              <w:rPr>
+                <w:rFonts w:ascii="Times New Roman" w:hAnsi="Times New Roman" w:cs="Times New Roman"/>
+                <w:sz w:val="22"/>
+                <w:szCs w:val="22"/>
+              </w:rPr>
+            </w:pPr>
+          </w:p>
+        </w:tc>
+        <w:tc>
+          <w:tcPr>
+            <w:tcW w:w="3633" w:type="dxa"/>
+          </w:tcPr>
+          <w:p>
+            <w:pPr>
+              <w:cnfStyle w:val="000000000000" w:firstRow="0" w:lastRow="0" w:firstColumn="0" w:lastColumn="0" w:oddVBand="0" w:evenVBand="0" w:oddHBand="0" w:evenHBand="0" w:firstRowFirstColumn="0" w:firstRowLastColumn="0" w:lastRowFirstColumn="0" w:lastRowLastColumn="0"/>
+              <w:rPr>
+                <w:rFonts w:ascii="Times New Roman" w:hAnsi="Times New Roman" w:cs="Times New Roman"/>
+                <w:sz w:val="20"/>
+                <w:szCs w:val="20"/>
+              </w:rPr>
+            </w:pPr>
+          </w:p>
+        </w:tc>
+        <w:tc>
+          <w:tcPr>
+            <w:tcW w:w="1598" w:type="dxa"/>
+            <w:vAlign w:val="center"/>
+          </w:tcPr>
+          <w:p>
+            <w:pPr>
+              <w:jc w:val="center"/>
+              <w:cnfStyle w:val="000000000000" w:firstRow="0" w:lastRow="0" w:firstColumn="0" w:lastColumn="0" w:oddVBand="0" w:evenVBand="0" w:oddHBand="0" w:evenHBand="0" w:firstRowFirstColumn="0" w:firstRowLastColumn="0" w:lastRowFirstColumn="0" w:lastRowLastColumn="0"/>
+              <w:rPr>
+                <w:rFonts w:ascii="Times New Roman" w:hAnsi="Times New Roman" w:cs="Times New Roman"/>
+                <w:sz w:val="22"/>
+                <w:szCs w:val="22"/>
+              </w:rPr>
+            </w:pPr>
+          </w:p>
+        </w:tc>
+        <w:tc>
+          <w:tcPr>
+            <w:tcW w:w="1815" w:type="dxa"/>
+          </w:tcPr>
+          <w:p>
+            <w:pPr>
+              <w:jc w:val="center"/>
+              <w:cnfStyle w:val="000000000000" w:firstRow="0" w:lastRow="0" w:firstColumn="0" w:lastColumn="0" w:oddVBand="0" w:evenVBand="0" w:oddHBand="0" w:evenHBand="0" w:firstRowFirstColumn="0" w:firstRowLastColumn="0" w:lastRowFirstColumn="0" w:lastRowLastColumn="0"/>
               <w:rPr>
                 <w:rFonts w:ascii="Times New Roman" w:hAnsi="Times New Roman" w:cs="Times New Roman"/>
                 <w:sz w:val="28"/>
@@ -1387,7 +1506,7 @@
         <w:kern w:val="2"/>
         <w:sz w:val="24"/>
         <w:szCs w:val="24"/>
-        <w:lang w:eastAsia="en-US" w:bidi="ar-SA"/>
+        <w:lang w:val="en-PK" w:eastAsia="en-US" w:bidi="ar-SA"/>
         <w14:ligatures w14:val="standardContextual"/>
       </w:rPr>
     </w:rPrDefault>
@@ -1981,6 +2100,7 @@
   <w:style w:type="character" w:default="1" w:styleId="DefaultParagraphFont">
     <w:name w:val="Default Paragraph Font"/>
     <w:uiPriority w:val="1"/>
+    <w:semiHidden/>
     <w:unhideWhenUsed/>
   </w:style>
   <w:style w:type="table" w:default="1" w:styleId="TableNormal">

--- a/docs/Milestone.docx
+++ b/docs/Milestone.docx
@@ -1,6 +1,6 @@
 
 <file path=word/document.xml><?xml version="1.0" encoding="utf-8"?>
-<w:document xmlns:wpc="http://schemas.microsoft.com/office/word/2010/wordprocessingCanvas" xmlns:cx="http://schemas.microsoft.com/office/drawing/2014/chartex" xmlns:cx1="http://schemas.microsoft.com/office/drawing/2015/9/8/chartex" xmlns:cx2="http://schemas.microsoft.com/office/drawing/2015/10/21/chartex" xmlns:cx3="http://schemas.microsoft.com/office/drawing/2016/5/9/chartex" xmlns:cx4="http://schemas.microsoft.com/office/drawing/2016/5/10/chartex" xmlns:cx5="http://schemas.microsoft.com/office/drawing/2016/5/11/chartex" xmlns:cx6="http://schemas.microsoft.com/office/drawing/2016/5/12/chartex" xmlns:cx7="http://schemas.microsoft.com/office/drawing/2016/5/13/chartex" xmlns:cx8="http://schemas.microsoft.com/office/drawing/2016/5/14/chartex" xmlns:mc="http://schemas.openxmlformats.org/markup-compatibility/2006" xmlns:aink="http://schemas.microsoft.com/office/drawing/2016/ink" xmlns:am3d="http://schemas.microsoft.com/office/drawing/2017/model3d" xmlns:o="urn:schemas-microsoft-com:office:office" xmlns:oel="http://schemas.microsoft.com/office/2019/extlst" xmlns:r="http://schemas.openxmlformats.org/officeDocument/2006/relationships" xmlns:m="http://schemas.openxmlformats.org/officeDocument/2006/math" xmlns:v="urn:schemas-microsoft-com:vml" xmlns:wp14="http://schemas.microsoft.com/office/word/2010/wordprocessingDrawing" xmlns:wp="http://schemas.openxmlformats.org/drawingml/2006/wordprocessingDrawing" xmlns:w10="urn:schemas-microsoft-com:office:word" xmlns:w="http://schemas.openxmlformats.org/wordprocessingml/2006/main" xmlns:w14="http://schemas.microsoft.com/office/word/2010/wordml" xmlns:w15="http://schemas.microsoft.com/office/word/2012/wordml" xmlns:w16cex="http://schemas.microsoft.com/office/word/2018/wordml/cex" xmlns:w16cid="http://schemas.microsoft.com/office/word/2016/wordml/cid" xmlns:w16="http://schemas.microsoft.com/office/word/2018/wordml" xmlns:w16du="http://schemas.microsoft.com/office/word/2023/wordml/word16du" xmlns:w16sdtdh="http://schemas.microsoft.com/office/word/2020/wordml/sdtdatahash" xmlns:w16sdtfl="http://schemas.microsoft.com/office/word/2024/wordml/sdtformatlock" xmlns:w16se="http://schemas.microsoft.com/office/word/2015/wordml/symex" xmlns:wpg="http://schemas.microsoft.com/office/word/2010/wordprocessingGroup" xmlns:wpi="http://schemas.microsoft.com/office/word/2010/wordprocessingInk" xmlns:wne="http://schemas.microsoft.com/office/word/2006/wordml" xmlns:wps="http://schemas.microsoft.com/office/word/2010/wordprocessingShape" mc:Ignorable="w14 w15 w16se w16cid w16 w16cex w16sdtdh w16sdtfl w16du wp14">
+<w:document xmlns:wpc="http://schemas.microsoft.com/office/word/2010/wordprocessingCanvas" xmlns:cx="http://schemas.microsoft.com/office/drawing/2014/chartex" xmlns:mc="http://schemas.openxmlformats.org/markup-compatibility/2006" xmlns:o="urn:schemas-microsoft-com:office:office" xmlns:r="http://schemas.openxmlformats.org/officeDocument/2006/relationships" xmlns:m="http://schemas.openxmlformats.org/officeDocument/2006/math" xmlns:v="urn:schemas-microsoft-com:vml" xmlns:wp14="http://schemas.microsoft.com/office/word/2010/wordprocessingDrawing" xmlns:wp="http://schemas.openxmlformats.org/drawingml/2006/wordprocessingDrawing" xmlns:w10="urn:schemas-microsoft-com:office:word" xmlns:w="http://schemas.openxmlformats.org/wordprocessingml/2006/main" xmlns:w14="http://schemas.microsoft.com/office/word/2010/wordml" xmlns:w15="http://schemas.microsoft.com/office/word/2012/wordml" xmlns:w16se="http://schemas.microsoft.com/office/word/2015/wordml/symex" xmlns:wpg="http://schemas.microsoft.com/office/word/2010/wordprocessingGroup" xmlns:wpi="http://schemas.microsoft.com/office/word/2010/wordprocessingInk" xmlns:wne="http://schemas.microsoft.com/office/word/2006/wordml" xmlns:wps="http://schemas.microsoft.com/office/word/2010/wordprocessingShape" mc:Ignorable="w14 w15 w16se wp14">
   <w:body>
     <w:p>
       <w:pPr>
@@ -1276,8 +1276,49 @@
                 <w:rFonts w:ascii="Times New Roman" w:hAnsi="Times New Roman" w:cs="Times New Roman"/>
                 <w:sz w:val="22"/>
                 <w:szCs w:val="22"/>
-              </w:rPr>
-            </w:pPr>
+                <w:lang w:val="en-US"/>
+              </w:rPr>
+            </w:pPr>
+            <w:r>
+              <w:rPr>
+                <w:rFonts w:ascii="Times New Roman" w:hAnsi="Times New Roman" w:cs="Times New Roman"/>
+                <w:sz w:val="22"/>
+                <w:szCs w:val="22"/>
+                <w:lang w:val="en-US"/>
+              </w:rPr>
+              <w:t>Populate Datab</w:t>
+            </w:r>
+            <w:bookmarkStart w:id="0" w:name="_GoBack"/>
+            <w:bookmarkEnd w:id="0"/>
+            <w:r>
+              <w:rPr>
+                <w:rFonts w:ascii="Times New Roman" w:hAnsi="Times New Roman" w:cs="Times New Roman"/>
+                <w:sz w:val="22"/>
+                <w:szCs w:val="22"/>
+                <w:lang w:val="en-US"/>
+              </w:rPr>
+              <w:t xml:space="preserve">ase </w:t>
+            </w:r>
+          </w:p>
+          <w:p>
+            <w:pPr>
+              <w:jc w:val="center"/>
+              <w:rPr>
+                <w:rFonts w:ascii="Times New Roman" w:hAnsi="Times New Roman" w:cs="Times New Roman"/>
+                <w:sz w:val="22"/>
+                <w:szCs w:val="22"/>
+                <w:lang w:val="en-US"/>
+              </w:rPr>
+            </w:pPr>
+            <w:r>
+              <w:rPr>
+                <w:rFonts w:ascii="Times New Roman" w:hAnsi="Times New Roman" w:cs="Times New Roman"/>
+                <w:sz w:val="22"/>
+                <w:szCs w:val="22"/>
+                <w:lang w:val="en-US"/>
+              </w:rPr>
+              <w:t>(DML)</w:t>
+            </w:r>
           </w:p>
         </w:tc>
         <w:tc>
@@ -1293,8 +1334,18 @@
                 <w:rFonts w:ascii="Times New Roman" w:hAnsi="Times New Roman" w:cs="Times New Roman"/>
                 <w:sz w:val="22"/>
                 <w:szCs w:val="22"/>
-              </w:rPr>
-            </w:pPr>
+                <w:lang w:val="en-US"/>
+              </w:rPr>
+            </w:pPr>
+            <w:r>
+              <w:rPr>
+                <w:rFonts w:ascii="Times New Roman" w:hAnsi="Times New Roman" w:cs="Times New Roman"/>
+                <w:sz w:val="22"/>
+                <w:szCs w:val="22"/>
+                <w:lang w:val="en-US"/>
+              </w:rPr>
+              <w:t>v1.4</w:t>
+            </w:r>
           </w:p>
         </w:tc>
         <w:tc>
@@ -1308,8 +1359,18 @@
                 <w:rFonts w:ascii="Times New Roman" w:hAnsi="Times New Roman" w:cs="Times New Roman"/>
                 <w:sz w:val="20"/>
                 <w:szCs w:val="20"/>
-              </w:rPr>
-            </w:pPr>
+                <w:lang w:val="en-US"/>
+              </w:rPr>
+            </w:pPr>
+            <w:r>
+              <w:rPr>
+                <w:rFonts w:ascii="Times New Roman" w:hAnsi="Times New Roman" w:cs="Times New Roman"/>
+                <w:sz w:val="20"/>
+                <w:szCs w:val="20"/>
+                <w:lang w:val="en-US"/>
+              </w:rPr>
+              <w:t xml:space="preserve">Populated Database tables and performed validation using row count, NULL check, JOIN validation, Update and Delete queries </w:t>
+            </w:r>
           </w:p>
         </w:tc>
         <w:tc>
@@ -1325,8 +1386,18 @@
                 <w:rFonts w:ascii="Times New Roman" w:hAnsi="Times New Roman" w:cs="Times New Roman"/>
                 <w:sz w:val="22"/>
                 <w:szCs w:val="22"/>
-              </w:rPr>
-            </w:pPr>
+                <w:lang w:val="en-US"/>
+              </w:rPr>
+            </w:pPr>
+            <w:r>
+              <w:rPr>
+                <w:rFonts w:ascii="Times New Roman" w:hAnsi="Times New Roman" w:cs="Times New Roman"/>
+                <w:sz w:val="22"/>
+                <w:szCs w:val="22"/>
+                <w:lang w:val="en-US"/>
+              </w:rPr>
+              <w:t>17-05-2026</w:t>
+            </w:r>
           </w:p>
         </w:tc>
         <w:tc>
@@ -1377,7 +1448,7 @@
 </file>
 
 <file path=word/numbering.xml><?xml version="1.0" encoding="utf-8"?>
-<w:numbering xmlns:wpc="http://schemas.microsoft.com/office/word/2010/wordprocessingCanvas" xmlns:cx="http://schemas.microsoft.com/office/drawing/2014/chartex" xmlns:cx1="http://schemas.microsoft.com/office/drawing/2015/9/8/chartex" xmlns:cx2="http://schemas.microsoft.com/office/drawing/2015/10/21/chartex" xmlns:cx3="http://schemas.microsoft.com/office/drawing/2016/5/9/chartex" xmlns:cx4="http://schemas.microsoft.com/office/drawing/2016/5/10/chartex" xmlns:cx5="http://schemas.microsoft.com/office/drawing/2016/5/11/chartex" xmlns:cx6="http://schemas.microsoft.com/office/drawing/2016/5/12/chartex" xmlns:cx7="http://schemas.microsoft.com/office/drawing/2016/5/13/chartex" xmlns:cx8="http://schemas.microsoft.com/office/drawing/2016/5/14/chartex" xmlns:mc="http://schemas.openxmlformats.org/markup-compatibility/2006" xmlns:aink="http://schemas.microsoft.com/office/drawing/2016/ink" xmlns:am3d="http://schemas.microsoft.com/office/drawing/2017/model3d" xmlns:o="urn:schemas-microsoft-com:office:office" xmlns:oel="http://schemas.microsoft.com/office/2019/extlst" xmlns:r="http://schemas.openxmlformats.org/officeDocument/2006/relationships" xmlns:m="http://schemas.openxmlformats.org/officeDocument/2006/math" xmlns:v="urn:schemas-microsoft-com:vml" xmlns:wp14="http://schemas.microsoft.com/office/word/2010/wordprocessingDrawing" xmlns:wp="http://schemas.openxmlformats.org/drawingml/2006/wordprocessingDrawing" xmlns:w10="urn:schemas-microsoft-com:office:word" xmlns:w="http://schemas.openxmlformats.org/wordprocessingml/2006/main" xmlns:w14="http://schemas.microsoft.com/office/word/2010/wordml" xmlns:w15="http://schemas.microsoft.com/office/word/2012/wordml" xmlns:w16cex="http://schemas.microsoft.com/office/word/2018/wordml/cex" xmlns:w16cid="http://schemas.microsoft.com/office/word/2016/wordml/cid" xmlns:w16="http://schemas.microsoft.com/office/word/2018/wordml" xmlns:w16du="http://schemas.microsoft.com/office/word/2023/wordml/word16du" xmlns:w16sdtdh="http://schemas.microsoft.com/office/word/2020/wordml/sdtdatahash" xmlns:w16sdtfl="http://schemas.microsoft.com/office/word/2024/wordml/sdtformatlock" xmlns:w16se="http://schemas.microsoft.com/office/word/2015/wordml/symex" xmlns:wpg="http://schemas.microsoft.com/office/word/2010/wordprocessingGroup" xmlns:wpi="http://schemas.microsoft.com/office/word/2010/wordprocessingInk" xmlns:wne="http://schemas.microsoft.com/office/word/2006/wordml" xmlns:wps="http://schemas.microsoft.com/office/word/2010/wordprocessingShape" mc:Ignorable="w14 w15 w16se w16cid w16 w16cex w16sdtdh w16sdtfl w16du wp14">
+<w:numbering xmlns:wpc="http://schemas.microsoft.com/office/word/2010/wordprocessingCanvas" xmlns:cx="http://schemas.microsoft.com/office/drawing/2014/chartex" xmlns:mc="http://schemas.openxmlformats.org/markup-compatibility/2006" xmlns:o="urn:schemas-microsoft-com:office:office" xmlns:r="http://schemas.openxmlformats.org/officeDocument/2006/relationships" xmlns:m="http://schemas.openxmlformats.org/officeDocument/2006/math" xmlns:v="urn:schemas-microsoft-com:vml" xmlns:wp14="http://schemas.microsoft.com/office/word/2010/wordprocessingDrawing" xmlns:wp="http://schemas.openxmlformats.org/drawingml/2006/wordprocessingDrawing" xmlns:w10="urn:schemas-microsoft-com:office:word" xmlns:w="http://schemas.openxmlformats.org/wordprocessingml/2006/main" xmlns:w14="http://schemas.microsoft.com/office/word/2010/wordml" xmlns:w15="http://schemas.microsoft.com/office/word/2012/wordml" xmlns:w16se="http://schemas.microsoft.com/office/word/2015/wordml/symex" xmlns:wpg="http://schemas.microsoft.com/office/word/2010/wordprocessingGroup" xmlns:wpi="http://schemas.microsoft.com/office/word/2010/wordprocessingInk" xmlns:wne="http://schemas.microsoft.com/office/word/2006/wordml" xmlns:wps="http://schemas.microsoft.com/office/word/2010/wordprocessingShape" mc:Ignorable="w14 w15 w16se wp14">
   <w:abstractNum w:abstractNumId="0" w15:restartNumberingAfterBreak="0">
     <w:nsid w:val="53AE7F0C"/>
     <w:multiLevelType w:val="hybridMultilevel"/>
@@ -1491,14 +1562,14 @@
       </w:rPr>
     </w:lvl>
   </w:abstractNum>
-  <w:num w:numId="1" w16cid:durableId="1032002419">
+  <w:num w:numId="1">
     <w:abstractNumId w:val="0"/>
   </w:num>
 </w:numbering>
 </file>
 
 <file path=word/styles.xml><?xml version="1.0" encoding="utf-8"?>
-<w:styles xmlns:mc="http://schemas.openxmlformats.org/markup-compatibility/2006" xmlns:r="http://schemas.openxmlformats.org/officeDocument/2006/relationships" xmlns:w="http://schemas.openxmlformats.org/wordprocessingml/2006/main" xmlns:w14="http://schemas.microsoft.com/office/word/2010/wordml" xmlns:w15="http://schemas.microsoft.com/office/word/2012/wordml" xmlns:w16cex="http://schemas.microsoft.com/office/word/2018/wordml/cex" xmlns:w16cid="http://schemas.microsoft.com/office/word/2016/wordml/cid" xmlns:w16="http://schemas.microsoft.com/office/word/2018/wordml" xmlns:w16du="http://schemas.microsoft.com/office/word/2023/wordml/word16du" xmlns:w16sdtdh="http://schemas.microsoft.com/office/word/2020/wordml/sdtdatahash" xmlns:w16sdtfl="http://schemas.microsoft.com/office/word/2024/wordml/sdtformatlock" xmlns:w16se="http://schemas.microsoft.com/office/word/2015/wordml/symex" mc:Ignorable="w14 w15 w16se w16cid w16 w16cex w16sdtdh w16sdtfl w16du">
+<w:styles xmlns:mc="http://schemas.openxmlformats.org/markup-compatibility/2006" xmlns:r="http://schemas.openxmlformats.org/officeDocument/2006/relationships" xmlns:w="http://schemas.openxmlformats.org/wordprocessingml/2006/main" xmlns:w14="http://schemas.microsoft.com/office/word/2010/wordml" xmlns:w15="http://schemas.microsoft.com/office/word/2012/wordml" xmlns:w16se="http://schemas.microsoft.com/office/word/2015/wordml/symex" mc:Ignorable="w14 w15 w16se">
   <w:docDefaults>
     <w:rPrDefault>
       <w:rPr>
@@ -1516,7 +1587,7 @@
       </w:pPr>
     </w:pPrDefault>
   </w:docDefaults>
-  <w:latentStyles w:defLockedState="0" w:defUIPriority="99" w:defSemiHidden="0" w:defUnhideWhenUsed="0" w:defQFormat="0" w:count="376">
+  <w:latentStyles w:defLockedState="0" w:defUIPriority="99" w:defSemiHidden="0" w:defUnhideWhenUsed="0" w:defQFormat="0" w:count="371">
     <w:lsdException w:name="Normal" w:uiPriority="0" w:qFormat="1"/>
     <w:lsdException w:name="heading 1" w:uiPriority="9" w:qFormat="1"/>
     <w:lsdException w:name="heading 2" w:semiHidden="1" w:uiPriority="9" w:unhideWhenUsed="1" w:qFormat="1"/>
@@ -1888,11 +1959,6 @@
     <w:lsdException w:name="List Table 5 Dark Accent 6" w:uiPriority="50"/>
     <w:lsdException w:name="List Table 6 Colorful Accent 6" w:uiPriority="51"/>
     <w:lsdException w:name="List Table 7 Colorful Accent 6" w:uiPriority="52"/>
-    <w:lsdException w:name="Mention" w:semiHidden="1" w:unhideWhenUsed="1"/>
-    <w:lsdException w:name="Smart Hyperlink" w:semiHidden="1" w:unhideWhenUsed="1"/>
-    <w:lsdException w:name="Hashtag" w:semiHidden="1" w:unhideWhenUsed="1"/>
-    <w:lsdException w:name="Unresolved Mention" w:semiHidden="1" w:unhideWhenUsed="1"/>
-    <w:lsdException w:name="Smart Link" w:semiHidden="1" w:unhideWhenUsed="1"/>
   </w:latentStyles>
   <w:style w:type="paragraph" w:default="1" w:styleId="Normal">
     <w:name w:val="Normal"/>
